--- a/docs/TeamPulse_登录体验与登录安全增强说明.docx
+++ b/docs/TeamPulse_登录体验与登录安全增强说明.docx
@@ -6553,6 +6553,62 @@
           </w:p>
         </w:tc>
       </w:tr>
+      <w:tr>
+        <w:tc>
+          <w:tcPr>
+            <w:tcW w:type="dxa" w:w="3744"/>
+          </w:tcPr>
+          <w:p>
+            <w:pPr>
+              <w:spacing w:after="0" w:line="252" w:lineRule="auto"/>
+            </w:pPr>
+            <w:r/>
+            <w:r>
+              <w:rPr>
+                <w:rFonts w:ascii="微软雅黑" w:hAnsi="微软雅黑" w:eastAsia="微软雅黑"/>
+                <w:sz w:val="17"/>
+              </w:rPr>
+              <w:t>40103 LOGIN_IP_BLOCKED</w:t>
+            </w:r>
+          </w:p>
+        </w:tc>
+        <w:tc>
+          <w:tcPr>
+            <w:tcW w:type="dxa" w:w="1152"/>
+          </w:tcPr>
+          <w:p>
+            <w:pPr>
+              <w:spacing w:after="0" w:line="252" w:lineRule="auto"/>
+            </w:pPr>
+            <w:r/>
+            <w:r>
+              <w:rPr>
+                <w:rFonts w:ascii="微软雅黑" w:hAnsi="微软雅黑" w:eastAsia="微软雅黑"/>
+                <w:sz w:val="17"/>
+              </w:rPr>
+              <w:t>429</w:t>
+            </w:r>
+          </w:p>
+        </w:tc>
+        <w:tc>
+          <w:tcPr>
+            <w:tcW w:type="dxa" w:w="4032"/>
+          </w:tcPr>
+          <w:p>
+            <w:pPr>
+              <w:spacing w:after="0" w:line="252" w:lineRule="auto"/>
+            </w:pPr>
+            <w:r/>
+            <w:r>
+              <w:rPr>
+                <w:rFonts w:ascii="微软雅黑" w:hAnsi="微软雅黑" w:eastAsia="微软雅黑"/>
+                <w:sz w:val="17"/>
+              </w:rPr>
+              <w:t>同一 IP 失败过多，临时禁止登录（含剩余分钟数）</w:t>
+            </w:r>
+          </w:p>
+        </w:tc>
+      </w:tr>
     </w:tbl>
     <w:p/>
     <w:p>
@@ -6594,7 +6650,335 @@
         <w:pStyle w:val="Heading2"/>
       </w:pPr>
       <w:r>
-        <w:t>5.6 安全边界（如实说明）</w:t>
+        <w:t>5.6 二次迭代：粘性验证码与 IP 拉黑</w:t>
+      </w:r>
+    </w:p>
+    <w:p>
+      <w:pPr>
+        <w:spacing w:after="120"/>
+      </w:pPr>
+      <w:r>
+        <w:rPr>
+          <w:rFonts w:ascii="微软雅黑" w:hAnsi="微软雅黑" w:eastAsia="微软雅黑"/>
+          <w:b w:val="0"/>
+          <w:sz w:val="21"/>
+        </w:rPr>
+        <w:t>第一版验证通过后会清零失败计数，等于「验一次可以再试 5 次」。按要求改为：只要触发过验证码，之后每一次登录尝试都必须携带一个新鲜 ticket（一次性），直到真正登录成功才清零。</w:t>
+      </w:r>
+    </w:p>
+    <w:tbl>
+      <w:tblPr>
+        <w:tblStyle w:val="TableGrid"/>
+        <w:tblW w:type="auto" w:w="0"/>
+        <w:jc w:val="center"/>
+        <w:tblLayout w:type="fixed"/>
+        <w:tblLook w:firstColumn="1" w:firstRow="1" w:lastColumn="0" w:lastRow="0" w:noHBand="0" w:noVBand="1" w:val="04A0"/>
+      </w:tblPr>
+      <w:tblGrid>
+        <w:gridCol w:w="2016"/>
+        <w:gridCol w:w="6912"/>
+      </w:tblGrid>
+      <w:tr>
+        <w:tc>
+          <w:tcPr>
+            <w:tcW w:type="dxa" w:w="2016"/>
+            <w:shd w:val="clear" w:fill="DCE6F1"/>
+          </w:tcPr>
+          <w:p>
+            <w:pPr>
+              <w:spacing w:after="0"/>
+            </w:pPr>
+            <w:r/>
+            <w:r>
+              <w:rPr>
+                <w:rFonts w:ascii="微软雅黑" w:hAnsi="微软雅黑" w:eastAsia="微软雅黑"/>
+                <w:b/>
+                <w:sz w:val="17"/>
+              </w:rPr>
+              <w:t>阶段</w:t>
+            </w:r>
+          </w:p>
+        </w:tc>
+        <w:tc>
+          <w:tcPr>
+            <w:tcW w:type="dxa" w:w="6912"/>
+            <w:shd w:val="clear" w:fill="DCE6F1"/>
+          </w:tcPr>
+          <w:p>
+            <w:pPr>
+              <w:spacing w:after="0"/>
+            </w:pPr>
+            <w:r/>
+            <w:r>
+              <w:rPr>
+                <w:rFonts w:ascii="微软雅黑" w:hAnsi="微软雅黑" w:eastAsia="微软雅黑"/>
+                <w:b/>
+                <w:sz w:val="17"/>
+              </w:rPr>
+              <w:t>行为</w:t>
+            </w:r>
+          </w:p>
+        </w:tc>
+      </w:tr>
+      <w:tr>
+        <w:tc>
+          <w:tcPr>
+            <w:tcW w:type="dxa" w:w="2016"/>
+          </w:tcPr>
+          <w:p>
+            <w:pPr>
+              <w:spacing w:after="0" w:line="252" w:lineRule="auto"/>
+            </w:pPr>
+            <w:r/>
+            <w:r>
+              <w:rPr>
+                <w:rFonts w:ascii="微软雅黑" w:hAnsi="微软雅黑" w:eastAsia="微软雅黑"/>
+                <w:sz w:val="17"/>
+              </w:rPr>
+              <w:t>前 5 次失败</w:t>
+            </w:r>
+          </w:p>
+        </w:tc>
+        <w:tc>
+          <w:tcPr>
+            <w:tcW w:type="dxa" w:w="6912"/>
+          </w:tcPr>
+          <w:p>
+            <w:pPr>
+              <w:spacing w:after="0" w:line="252" w:lineRule="auto"/>
+            </w:pPr>
+            <w:r/>
+            <w:r>
+              <w:rPr>
+                <w:rFonts w:ascii="微软雅黑" w:hAnsi="微软雅黑" w:eastAsia="微软雅黑"/>
+                <w:sz w:val="17"/>
+              </w:rPr>
+              <w:t>返回 40100（用户名或密码错误），正常计数</w:t>
+            </w:r>
+          </w:p>
+        </w:tc>
+      </w:tr>
+      <w:tr>
+        <w:tc>
+          <w:tcPr>
+            <w:tcW w:type="dxa" w:w="2016"/>
+          </w:tcPr>
+          <w:p>
+            <w:pPr>
+              <w:spacing w:after="0" w:line="252" w:lineRule="auto"/>
+            </w:pPr>
+            <w:r/>
+            <w:r>
+              <w:rPr>
+                <w:rFonts w:ascii="微软雅黑" w:hAnsi="微软雅黑" w:eastAsia="微软雅黑"/>
+                <w:sz w:val="17"/>
+              </w:rPr>
+              <w:t>第 6 次起</w:t>
+            </w:r>
+          </w:p>
+        </w:tc>
+        <w:tc>
+          <w:tcPr>
+            <w:tcW w:type="dxa" w:w="6912"/>
+          </w:tcPr>
+          <w:p>
+            <w:pPr>
+              <w:spacing w:after="0" w:line="252" w:lineRule="auto"/>
+            </w:pPr>
+            <w:r/>
+            <w:r>
+              <w:rPr>
+                <w:rFonts w:ascii="微软雅黑" w:hAnsi="微软雅黑" w:eastAsia="微软雅黑"/>
+                <w:sz w:val="17"/>
+              </w:rPr>
+              <w:t>返回 40101，要求验证码；未过验证码的请求同样计入失败次数</w:t>
+            </w:r>
+          </w:p>
+        </w:tc>
+      </w:tr>
+      <w:tr>
+        <w:tc>
+          <w:tcPr>
+            <w:tcW w:type="dxa" w:w="2016"/>
+          </w:tcPr>
+          <w:p>
+            <w:pPr>
+              <w:spacing w:after="0" w:line="252" w:lineRule="auto"/>
+            </w:pPr>
+            <w:r/>
+            <w:r>
+              <w:rPr>
+                <w:rFonts w:ascii="微软雅黑" w:hAnsi="微软雅黑" w:eastAsia="微软雅黑"/>
+                <w:sz w:val="17"/>
+              </w:rPr>
+              <w:t>验证通过</w:t>
+            </w:r>
+          </w:p>
+        </w:tc>
+        <w:tc>
+          <w:tcPr>
+            <w:tcW w:type="dxa" w:w="6912"/>
+          </w:tcPr>
+          <w:p>
+            <w:pPr>
+              <w:spacing w:after="0" w:line="252" w:lineRule="auto"/>
+            </w:pPr>
+            <w:r/>
+            <w:r>
+              <w:rPr>
+                <w:rFonts w:ascii="微软雅黑" w:hAnsi="微软雅黑" w:eastAsia="微软雅黑"/>
+                <w:sz w:val="17"/>
+              </w:rPr>
+              <w:t>只对紧接着这一次登录有效；再错一次就要重新验</w:t>
+            </w:r>
+          </w:p>
+        </w:tc>
+      </w:tr>
+      <w:tr>
+        <w:tc>
+          <w:tcPr>
+            <w:tcW w:type="dxa" w:w="2016"/>
+          </w:tcPr>
+          <w:p>
+            <w:pPr>
+              <w:spacing w:after="0" w:line="252" w:lineRule="auto"/>
+            </w:pPr>
+            <w:r/>
+            <w:r>
+              <w:rPr>
+                <w:rFonts w:ascii="微软雅黑" w:hAnsi="微软雅黑" w:eastAsia="微软雅黑"/>
+                <w:sz w:val="17"/>
+              </w:rPr>
+              <w:t>登录成功</w:t>
+            </w:r>
+          </w:p>
+        </w:tc>
+        <w:tc>
+          <w:tcPr>
+            <w:tcW w:type="dxa" w:w="6912"/>
+          </w:tcPr>
+          <w:p>
+            <w:pPr>
+              <w:spacing w:after="0" w:line="252" w:lineRule="auto"/>
+            </w:pPr>
+            <w:r/>
+            <w:r>
+              <w:rPr>
+                <w:rFonts w:ascii="微软雅黑" w:hAnsi="微软雅黑" w:eastAsia="微软雅黑"/>
+                <w:sz w:val="17"/>
+              </w:rPr>
+              <w:t>计数清零，恢复正常</w:t>
+            </w:r>
+          </w:p>
+        </w:tc>
+      </w:tr>
+    </w:tbl>
+    <w:p/>
+    <w:p>
+      <w:pPr>
+        <w:spacing w:after="120"/>
+      </w:pPr>
+      <w:r>
+        <w:rPr>
+          <w:rFonts w:ascii="微软雅黑" w:hAnsi="微软雅黑" w:eastAsia="微软雅黑"/>
+          <w:b w:val="0"/>
+          <w:sz w:val="21"/>
+        </w:rPr>
+        <w:t>IP 拉黑机制：</w:t>
+      </w:r>
+    </w:p>
+    <w:p>
+      <w:pPr>
+        <w:pStyle w:val="ListBullet"/>
+        <w:spacing w:after="40"/>
+      </w:pPr>
+      <w:r>
+        <w:rPr>
+          <w:rFonts w:ascii="微软雅黑" w:hAnsi="微软雅黑" w:eastAsia="微软雅黑"/>
+          <w:sz w:val="21"/>
+        </w:rPr>
+        <w:t>同一 IP 累计 10 次失败（含未过验证码的尝试）→ 拉黑 10 分钟，期间直接返回 40103，不再走认证流程。</w:t>
+      </w:r>
+    </w:p>
+    <w:p>
+      <w:pPr>
+        <w:pStyle w:val="ListBullet"/>
+        <w:spacing w:after="40"/>
+      </w:pPr>
+      <w:r>
+        <w:rPr>
+          <w:rFonts w:ascii="微软雅黑" w:hAnsi="微软雅黑" w:eastAsia="微软雅黑"/>
+          <w:sz w:val="21"/>
+        </w:rPr>
+        <w:t>黑名单**不存原始 IP**：键是「进程启动时随机生成的 32 字节盐 + SHA-256」的摘要；进程重启即失效。</w:t>
+      </w:r>
+    </w:p>
+    <w:p>
+      <w:pPr>
+        <w:pStyle w:val="ListBullet"/>
+        <w:spacing w:after="40"/>
+      </w:pPr>
+      <w:r>
+        <w:rPr>
+          <w:rFonts w:ascii="微软雅黑" w:hAnsi="微软雅黑" w:eastAsia="微软雅黑"/>
+          <w:sz w:val="21"/>
+        </w:rPr>
+        <w:t>日志同样脱敏：登录失败、需要验证码、拒绝登录三条日志都只打印 ipDigest 前缀（12 位十六进制），不出现明文 IP。</w:t>
+      </w:r>
+    </w:p>
+    <w:p>
+      <w:pPr>
+        <w:pStyle w:val="ListBullet"/>
+        <w:spacing w:after="40"/>
+      </w:pPr>
+      <w:r>
+        <w:rPr>
+          <w:rFonts w:ascii="微软雅黑" w:hAnsi="微软雅黑" w:eastAsia="微软雅黑"/>
+          <w:sz w:val="21"/>
+        </w:rPr>
+        <w:t>按 IP 隔离：实测服务器本机（127.0.0.1）被拉黑返回 40103 时，从另一台机器（不同公网 IP）登录仍返回 40100。</w:t>
+      </w:r>
+    </w:p>
+    <w:p>
+      <w:pPr>
+        <w:pStyle w:val="ListBullet"/>
+        <w:spacing w:after="40"/>
+      </w:pPr>
+      <w:r>
+        <w:rPr>
+          <w:rFonts w:ascii="微软雅黑" w:hAnsi="微软雅黑" w:eastAsia="微软雅黑"/>
+          <w:sz w:val="21"/>
+        </w:rPr>
+        <w:t>冷却倒计时按剩余秒数向下取整到分钟，前端在按钮下方显示「请 N 分钟后重试」并禁用按钮。</w:t>
+      </w:r>
+    </w:p>
+    <w:p>
+      <w:pPr>
+        <w:pStyle w:val="Heading2"/>
+      </w:pPr>
+      <w:r>
+        <w:t>5.7 触发验证码后的提示</w:t>
+      </w:r>
+    </w:p>
+    <w:p>
+      <w:pPr>
+        <w:spacing w:after="120"/>
+      </w:pPr>
+      <w:r>
+        <w:rPr>
+          <w:rFonts w:ascii="微软雅黑" w:hAnsi="微软雅黑" w:eastAsia="微软雅黑"/>
+          <w:b w:val="0"/>
+          <w:sz w:val="21"/>
+        </w:rPr>
+        <w:t>首次触发验证码后，验证码弹窗内与登录表单下方都会出现提示：「忘记了您的密码？请联系您的主管或服务器管理员重置密码。」当前密码重置只有管理员入口（PUT /api/v1/user/{id}/password，需要 user:manage 权限），没有自助找回，也没有邮件通道。</w:t>
+      </w:r>
+    </w:p>
+    <w:p>
+      <w:pPr>
+        <w:pStyle w:val="Heading2"/>
+      </w:pPr>
+      <w:r>
+        <w:t>5.8 安全边界（如实说明）</w:t>
       </w:r>
     </w:p>
     <w:p>
@@ -8165,6 +8549,118 @@
                 <w:sz w:val="17"/>
               </w:rPr>
               <w:t>横向扩容前需改造</w:t>
+            </w:r>
+          </w:p>
+        </w:tc>
+      </w:tr>
+      <w:tr>
+        <w:tc>
+          <w:tcPr>
+            <w:tcW w:type="dxa" w:w="1999"/>
+          </w:tcPr>
+          <w:p>
+            <w:pPr>
+              <w:spacing w:after="0" w:line="252" w:lineRule="auto"/>
+            </w:pPr>
+            <w:r/>
+            <w:r>
+              <w:rPr>
+                <w:rFonts w:ascii="微软雅黑" w:hAnsi="微软雅黑" w:eastAsia="微软雅黑"/>
+                <w:sz w:val="17"/>
+              </w:rPr>
+              <w:t>IP 拉黑键</w:t>
+            </w:r>
+          </w:p>
+        </w:tc>
+        <w:tc>
+          <w:tcPr>
+            <w:tcW w:type="dxa" w:w="3998"/>
+          </w:tcPr>
+          <w:p>
+            <w:pPr>
+              <w:spacing w:after="0" w:line="252" w:lineRule="auto"/>
+            </w:pPr>
+            <w:r/>
+            <w:r>
+              <w:rPr>
+                <w:rFonts w:ascii="微软雅黑" w:hAnsi="微软雅黑" w:eastAsia="微软雅黑"/>
+                <w:sz w:val="17"/>
+              </w:rPr>
+              <w:t>加盐哈希存在进程内，重启后盐变化 → 黑名单自动失效</w:t>
+            </w:r>
+          </w:p>
+        </w:tc>
+        <w:tc>
+          <w:tcPr>
+            <w:tcW w:type="dxa" w:w="2932"/>
+          </w:tcPr>
+          <w:p>
+            <w:pPr>
+              <w:spacing w:after="0" w:line="252" w:lineRule="auto"/>
+            </w:pPr>
+            <w:r/>
+            <w:r>
+              <w:rPr>
+                <w:rFonts w:ascii="微软雅黑" w:hAnsi="微软雅黑" w:eastAsia="微软雅黑"/>
+                <w:sz w:val="17"/>
+              </w:rPr>
+              <w:t>这是刻意的隐私-可用性取舍</w:t>
+            </w:r>
+          </w:p>
+        </w:tc>
+      </w:tr>
+      <w:tr>
+        <w:tc>
+          <w:tcPr>
+            <w:tcW w:type="dxa" w:w="1999"/>
+          </w:tcPr>
+          <w:p>
+            <w:pPr>
+              <w:spacing w:after="0" w:line="252" w:lineRule="auto"/>
+            </w:pPr>
+            <w:r/>
+            <w:r>
+              <w:rPr>
+                <w:rFonts w:ascii="微软雅黑" w:hAnsi="微软雅黑" w:eastAsia="微软雅黑"/>
+                <w:sz w:val="17"/>
+              </w:rPr>
+              <w:t>自助找回密码</w:t>
+            </w:r>
+          </w:p>
+        </w:tc>
+        <w:tc>
+          <w:tcPr>
+            <w:tcW w:type="dxa" w:w="3998"/>
+          </w:tcPr>
+          <w:p>
+            <w:pPr>
+              <w:spacing w:after="0" w:line="252" w:lineRule="auto"/>
+            </w:pPr>
+            <w:r/>
+            <w:r>
+              <w:rPr>
+                <w:rFonts w:ascii="微软雅黑" w:hAnsi="微软雅黑" w:eastAsia="微软雅黑"/>
+                <w:sz w:val="17"/>
+              </w:rPr>
+              <w:t>未实现（仅管理员可重置）</w:t>
+            </w:r>
+          </w:p>
+        </w:tc>
+        <w:tc>
+          <w:tcPr>
+            <w:tcW w:type="dxa" w:w="2932"/>
+          </w:tcPr>
+          <w:p>
+            <w:pPr>
+              <w:spacing w:after="0" w:line="252" w:lineRule="auto"/>
+            </w:pPr>
+            <w:r/>
+            <w:r>
+              <w:rPr>
+                <w:rFonts w:ascii="微软雅黑" w:hAnsi="微软雅黑" w:eastAsia="微软雅黑"/>
+                <w:sz w:val="17"/>
+              </w:rPr>
+              <w:t>需邮件通道，见下节评估</w:t>
             </w:r>
           </w:p>
         </w:tc>

--- a/docs/TeamPulse_登录体验与登录安全增强说明.docx
+++ b/docs/TeamPulse_登录体验与登录安全增强说明.docx
@@ -6950,6 +6950,32 @@
           <w:sz w:val="21"/>
         </w:rPr>
         <w:t>冷却倒计时按剩余秒数向下取整到分钟，前端在按钮下方显示「请 N 分钟后重试」并禁用按钮。</w:t>
+      </w:r>
+    </w:p>
+    <w:p>
+      <w:pPr>
+        <w:pStyle w:val="ListBullet"/>
+        <w:spacing w:after="40"/>
+      </w:pPr>
+      <w:r>
+        <w:rPr>
+          <w:rFonts w:ascii="微软雅黑" w:hAnsi="微软雅黑" w:eastAsia="微软雅黑"/>
+          <w:sz w:val="21"/>
+        </w:rPr>
+        <w:t>拉黑的那一刻即把失败计数清零（罚则交给黑名单本身）。否则冷却结束后计数仍是 10，用户拿正确密码登录也会先被判「需要验证码」，这次拒绝又计一次失败，立刻二次拉黑，等于永远出不来；实测修复后：5 次失败 → 拉黑 → 冷却结束 → 正确密码直接登录成功。</w:t>
+      </w:r>
+    </w:p>
+    <w:p>
+      <w:pPr>
+        <w:pStyle w:val="ListBullet"/>
+        <w:spacing w:after="40"/>
+      </w:pPr>
+      <w:r>
+        <w:rPr>
+          <w:rFonts w:ascii="微软雅黑" w:hAnsi="微软雅黑" w:eastAsia="微软雅黑"/>
+          <w:sz w:val="21"/>
+        </w:rPr>
+        <w:t>阈值与冷却时间可配置：teampulse.login.captcha-threshold（默认 5）、ip-block-threshold（10）、window（15m）、cooldown（10m）。</w:t>
       </w:r>
     </w:p>
     <w:p>
